--- a/downloads/documents/03 Course Design/04 Lesson Template.docx
+++ b/downloads/documents/03 Course Design/04 Lesson Template.docx
@@ -348,7 +348,7 @@
         <w:t xml:space="preserve"> </w:t>
       </w:r>
       <w:r>
-        <w:t xml:space="preserve">Tier 3 (FACS): [3 to 6 words]. See the unit vocabulary list for Turkish, Portuguese, and Spanish.</w:t>
+        <w:t xml:space="preserve">Tier 3 (FACS): [3 to 6 words]. See the unit vocabulary list for the Spanish column.</w:t>
       </w:r>
     </w:p>
     <w:p>
